--- a/laravel-app/database/data/internship/handbooks/ai/Beyond_AI_Internship_Day_109_Student_Handbook.docx
+++ b/laravel-app/database/data/internship/handbooks/ai/Beyond_AI_Internship_Day_109_Student_Handbook.docx
@@ -38,7 +38,7 @@
           <w:color w:val="1E293B"/>
           <w:sz w:val="28"/>
         </w:rPr>
-        <w:t>Computer Vision Basics</w:t>
+        <w:t>NLP Error Analysis, Bias, and Multilingual Issues</w:t>
       </w:r>
     </w:p>
     <w:p>
@@ -50,7 +50,7 @@
           <w:b w:val="0"/>
           <w:sz w:val="22"/>
         </w:rPr>
-        <w:t>Orientation and setup. Full student study guide and practical laboratory manual for Beyond Enterprise interns.</w:t>
+        <w:t>Documentation and integration. Full student study guide and practical laboratory manual for Beyond Enterprise interns.</w:t>
       </w:r>
     </w:p>
     <w:tbl>
@@ -141,7 +141,7 @@
               <w:rPr>
                 <w:sz w:val="18"/>
               </w:rPr>
-              <w:t>Orientation and setup</w:t>
+              <w:t>Documentation and integration</w:t>
             </w:r>
           </w:p>
         </w:tc>
@@ -167,7 +167,7 @@
               <w:rPr>
                 <w:sz w:val="18"/>
               </w:rPr>
-              <w:t>8 hours</w:t>
+              <w:t>8.0 hours</w:t>
             </w:r>
           </w:p>
         </w:tc>
@@ -180,7 +180,7 @@
               <w:rPr>
                 <w:sz w:val="18"/>
               </w:rPr>
-              <w:t>Python, Jupyter, VS Code, local/open models where practical</w:t>
+              <w:t>Python, Jupyter, pandas, scikit-learn, spaCy/NLTK, Hugging Face Transformers</w:t>
             </w:r>
           </w:p>
         </w:tc>
@@ -198,7 +198,7 @@
           <w:color w:val="0B3F90"/>
           <w:sz w:val="20"/>
         </w:rPr>
-        <w:t>Day 109 objective  Complete the orientation and setup for Computer Vision Basics: Apply computer vision basics safely and explain the result in a professional technical report.</w:t>
+        <w:t>Day 109 objective  Complete the documentation and integration for NLP Error Analysis, Bias, and Multilingual Issues: Inspect errors across language varieties without stereotyping users.</w:t>
       </w:r>
     </w:p>
     <w:p>
@@ -270,7 +270,7 @@
           <w:b w:val="0"/>
           <w:sz w:val="22"/>
         </w:rPr>
-        <w:t>Submit: A setup screenshot, a short explanation of the key terms, and a safety/ethics check..</w:t>
+        <w:t>Submit: Setup evidence, completed practical artifact, independent verification record, safety/ethics check, and short technical report..</w:t>
       </w:r>
     </w:p>
     <w:p>
@@ -364,7 +364,7 @@
               <w:rPr>
                 <w:sz w:val="18"/>
               </w:rPr>
-              <w:t>0:00–0:25</w:t>
+              <w:t>0:00–0:30</w:t>
             </w:r>
           </w:p>
         </w:tc>
@@ -377,7 +377,7 @@
               <w:rPr>
                 <w:sz w:val="18"/>
               </w:rPr>
-              <w:t>Review prior day + authorization checklist</w:t>
+              <w:t>Assessment brief + rubric review</w:t>
             </w:r>
           </w:p>
         </w:tc>
@@ -390,7 +390,7 @@
               <w:rPr>
                 <w:sz w:val="18"/>
               </w:rPr>
-              <w:t>Signed pre-flight</w:t>
+              <w:t>Plan</w:t>
             </w:r>
           </w:p>
         </w:tc>
@@ -405,7 +405,7 @@
               <w:rPr>
                 <w:sz w:val="18"/>
               </w:rPr>
-              <w:t>0:25–1:10</w:t>
+              <w:t>0:30–2:30</w:t>
             </w:r>
           </w:p>
         </w:tc>
@@ -418,7 +418,7 @@
               <w:rPr>
                 <w:sz w:val="18"/>
               </w:rPr>
-              <w:t>Concept study for today's topic</w:t>
+              <w:t>End-to-end demonstration</w:t>
             </w:r>
           </w:p>
         </w:tc>
@@ -431,7 +431,7 @@
               <w:rPr>
                 <w:sz w:val="18"/>
               </w:rPr>
-              <w:t>Concept notes</w:t>
+              <w:t>Demo evidence</w:t>
             </w:r>
           </w:p>
         </w:tc>
@@ -446,48 +446,7 @@
               <w:rPr>
                 <w:sz w:val="18"/>
               </w:rPr>
-              <w:t>1:10–2:40</w:t>
-            </w:r>
-          </w:p>
-        </w:tc>
-        <w:tc>
-          <w:tcPr>
-            <w:tcW w:type="dxa" w:w="3408"/>
-          </w:tcPr>
-          <w:p>
-            <w:r>
-              <w:rPr>
-                <w:sz w:val="18"/>
-              </w:rPr>
-              <w:t>Environment verify / light setup lab</w:t>
-            </w:r>
-          </w:p>
-        </w:tc>
-        <w:tc>
-          <w:tcPr>
-            <w:tcW w:type="dxa" w:w="3408"/>
-          </w:tcPr>
-          <w:p>
-            <w:r>
-              <w:rPr>
-                <w:sz w:val="18"/>
-              </w:rPr>
-              <w:t>Working baseline</w:t>
-            </w:r>
-          </w:p>
-        </w:tc>
-      </w:tr>
-      <w:tr>
-        <w:tc>
-          <w:tcPr>
-            <w:tcW w:type="dxa" w:w="3408"/>
-          </w:tcPr>
-          <w:p>
-            <w:r>
-              <w:rPr>
-                <w:sz w:val="18"/>
-              </w:rPr>
-              <w:t>2:40–2:55</w:t>
+              <w:t>2:30–2:45</w:t>
             </w:r>
           </w:p>
         </w:tc>
@@ -528,7 +487,7 @@
               <w:rPr>
                 <w:sz w:val="18"/>
               </w:rPr>
-              <w:t>2:55–4:40</w:t>
+              <w:t>2:45–4:15</w:t>
             </w:r>
           </w:p>
         </w:tc>
@@ -541,7 +500,7 @@
               <w:rPr>
                 <w:sz w:val="18"/>
               </w:rPr>
-              <w:t>Guided mini-exercise + expected checks</w:t>
+              <w:t>Self-score against rubric</w:t>
             </w:r>
           </w:p>
         </w:tc>
@@ -554,7 +513,7 @@
               <w:rPr>
                 <w:sz w:val="18"/>
               </w:rPr>
-              <w:t>First evidence</w:t>
+              <w:t>Self-score sheet</w:t>
             </w:r>
           </w:p>
         </w:tc>
@@ -569,7 +528,7 @@
               <w:rPr>
                 <w:sz w:val="18"/>
               </w:rPr>
-              <w:t>4:40–4:55</w:t>
+              <w:t>4:15–5:45</w:t>
             </w:r>
           </w:p>
         </w:tc>
@@ -582,7 +541,7 @@
               <w:rPr>
                 <w:sz w:val="18"/>
               </w:rPr>
-              <w:t>Break</w:t>
+              <w:t>Reflection: wins, failures, next steps</w:t>
             </w:r>
           </w:p>
         </w:tc>
@@ -595,7 +554,7 @@
               <w:rPr>
                 <w:sz w:val="18"/>
               </w:rPr>
-              <w:t>—</w:t>
+              <w:t>Reflection</w:t>
             </w:r>
           </w:p>
         </w:tc>
@@ -610,7 +569,7 @@
               <w:rPr>
                 <w:sz w:val="18"/>
               </w:rPr>
-              <w:t>4:55–6:25</w:t>
+              <w:t>5:45–8:00</w:t>
             </w:r>
           </w:p>
         </w:tc>
@@ -623,7 +582,7 @@
               <w:rPr>
                 <w:sz w:val="18"/>
               </w:rPr>
-              <w:t>Verification + troubleshooting notes</w:t>
+              <w:t>Final evidence pack + report</w:t>
             </w:r>
           </w:p>
         </w:tc>
@@ -636,48 +595,7 @@
               <w:rPr>
                 <w:sz w:val="18"/>
               </w:rPr>
-              <w:t>Rerun proof</w:t>
-            </w:r>
-          </w:p>
-        </w:tc>
-      </w:tr>
-      <w:tr>
-        <w:tc>
-          <w:tcPr>
-            <w:tcW w:type="dxa" w:w="3408"/>
-          </w:tcPr>
-          <w:p>
-            <w:r>
-              <w:rPr>
-                <w:sz w:val="18"/>
-              </w:rPr>
-              <w:t>6:25–8:00</w:t>
-            </w:r>
-          </w:p>
-        </w:tc>
-        <w:tc>
-          <w:tcPr>
-            <w:tcW w:type="dxa" w:w="3408"/>
-          </w:tcPr>
-          <w:p>
-            <w:r>
-              <w:rPr>
-                <w:sz w:val="18"/>
-              </w:rPr>
-              <w:t>Evidence pack + report draft</w:t>
-            </w:r>
-          </w:p>
-        </w:tc>
-        <w:tc>
-          <w:tcPr>
-            <w:tcW w:type="dxa" w:w="3408"/>
-          </w:tcPr>
-          <w:p>
-            <w:r>
-              <w:rPr>
-                <w:sz w:val="18"/>
-              </w:rPr>
-              <w:t>Submission draft</w:t>
+              <w:t>Submission</w:t>
             </w:r>
           </w:p>
         </w:tc>
@@ -701,7 +619,7 @@
           <w:b w:val="0"/>
           <w:sz w:val="20"/>
         </w:rPr>
-        <w:t>Curriculum objective (source of truth): Apply computer vision basics safely and explain the result in a professional technical report.</w:t>
+        <w:t>Curriculum objective (source of truth): Inspect errors across language varieties without stereotyping users.</w:t>
       </w:r>
     </w:p>
     <w:p>
@@ -713,7 +631,7 @@
           <w:b w:val="0"/>
           <w:sz w:val="22"/>
         </w:rPr>
-        <w:t>Explain Computer Vision Basics to a supervisor in under two minutes.</w:t>
+        <w:t>Explain NLP Error Analysis, Bias, and Multilingual Issues to a supervisor in under two minutes.</w:t>
       </w:r>
     </w:p>
     <w:p>
@@ -725,7 +643,7 @@
           <w:b w:val="0"/>
           <w:sz w:val="22"/>
         </w:rPr>
-        <w:t>Configure or verify the approved tools required for Computer Vision Basics.</w:t>
+        <w:t>Configure or verify the approved tools required for NLP Error Analysis, Bias, and Multilingual Issues.</w:t>
       </w:r>
     </w:p>
     <w:p>
@@ -737,7 +655,7 @@
           <w:b w:val="0"/>
           <w:sz w:val="22"/>
         </w:rPr>
-        <w:t>Implement or perform the orientation and setup practical for this topic.</w:t>
+        <w:t>Implement or perform the documentation and integration practical for this topic.</w:t>
       </w:r>
     </w:p>
     <w:p>
@@ -793,7 +711,7 @@
           <w:b w:val="0"/>
           <w:sz w:val="22"/>
         </w:rPr>
-        <w:t>Define the professional meaning of “Computer Vision Basics” before you use tools. Do not split the title into meaningless words. Connect each concept to today's practical action.</w:t>
+        <w:t>Define the professional meaning of “NLP Error Analysis, Bias, and Multilingual Issues” before you use tools. Do not split the title into meaningless words. Connect each concept to today's practical action.</w:t>
       </w:r>
     </w:p>
     <w:tbl>
@@ -914,7 +832,7 @@
               <w:rPr>
                 <w:sz w:val="18"/>
               </w:rPr>
-              <w:t>Professional practice for Computer Vision Basics</w:t>
+              <w:t>Professional practice for NLP Error Analysis, Bias, and Multilingual Issues</w:t>
             </w:r>
           </w:p>
         </w:tc>
@@ -1348,7 +1266,7 @@
           <w:b w:val="0"/>
           <w:sz w:val="22"/>
         </w:rPr>
-        <w:t>Tools available: Python, Jupyter, VS Code, local/open models where practical.</w:t>
+        <w:t>Tools available: Python, Jupyter, pandas, scikit-learn, spaCy/NLTK, Hugging Face Transformers.</w:t>
       </w:r>
     </w:p>
     <w:p>
@@ -1463,7 +1381,7 @@
               <w:rPr>
                 <w:sz w:val="18"/>
               </w:rPr>
-              <w:t>Python, Jupyter, VS Code, local/open models where practical</w:t>
+              <w:t>Python, Jupyter, pandas, scikit-learn, spaCy/NLTK, Hugging Face Transformers</w:t>
             </w:r>
           </w:p>
         </w:tc>
@@ -1545,7 +1463,7 @@
           <w:b w:val="0"/>
           <w:sz w:val="18"/>
         </w:rPr>
-        <w:t>└── Day_109_Computer_Vision_Basics/</w:t>
+        <w:t>└── Day_109_NLP_Error_Analysis_Bias_and_Multilingual_Issues/</w:t>
       </w:r>
     </w:p>
     <w:p>
@@ -1698,7 +1616,7 @@
           <w:b w:val="0"/>
           <w:sz w:val="18"/>
         </w:rPr>
-        <w:t>mkdir Beyond_AI_Internship\Day_109_Computer_Vision_Basics\evidence, Beyond_AI_Internship\Day_109_Computer_Vision_Basics\notebooks, Beyond_AI_Internship\Day_109_Computer_Vision_Basics\src, Beyond_AI_Internship\Day_109_Computer_Vision_Basics\data, Beyond_AI_Internship\Day_109_Computer_Vision_Basics\output, Beyond_AI_Internship\Day_109_Computer_Vision_Basics\report -Force</w:t>
+        <w:t>mkdir Beyond_AI_Internship\Day_109_NLP_Error_Analysis_Bias_and_Multilingual_Issues\evidence, Beyond_AI_Internship\Day_109_NLP_Error_Analysis_Bias_and_Multilingual_Issues\notebooks, Beyond_AI_Internship\Day_109_NLP_Error_Analysis_Bias_and_Multilingual_Issues\src, Beyond_AI_Internship\Day_109_NLP_Error_Analysis_Bias_and_Multilingual_Issues\data, Beyond_AI_Internship\Day_109_NLP_Error_Analysis_Bias_and_Multilingual_Issues\output, Beyond_AI_Internship\Day_109_NLP_Error_Analysis_Bias_and_Multilingual_Issues\report -Force</w:t>
       </w:r>
     </w:p>
     <w:p/>
@@ -1739,7 +1657,7 @@
           <w:b w:val="0"/>
           <w:sz w:val="18"/>
         </w:rPr>
-        <w:t>mkdir -p Beyond_AI_Internship/Day_109_Computer_Vision_Basics/{evidence,notebooks,src,data,output,report}</w:t>
+        <w:t>mkdir -p Beyond_AI_Internship/Day_109_NLP_Error_Analysis_Bias_and_Multilingual_Issues/{evidence,notebooks,src,data,output,report}</w:t>
       </w:r>
     </w:p>
     <w:p/>
@@ -1855,7 +1773,7 @@
           <w:color w:val="0B3F90"/>
           <w:sz w:val="24"/>
         </w:rPr>
-        <w:t>Orientation and setup: Computer Vision Basics</w:t>
+        <w:t>Documentation and integration: NLP Error Analysis, Bias, and Multilingual Issues</w:t>
       </w:r>
     </w:p>
     <w:p>
@@ -1879,7 +1797,7 @@
           <w:b w:val="0"/>
           <w:sz w:val="20"/>
         </w:rPr>
-        <w:t>• Read the Study Notes on this page, then create or verify the lab needed for computer vision basics.</w:t>
+        <w:t>• Review Day 108 prerequisites and read the complete Day 109 objective before changing the lab.</w:t>
       </w:r>
     </w:p>
     <w:p>
@@ -1891,7 +1809,7 @@
           <w:b w:val="0"/>
           <w:sz w:val="20"/>
         </w:rPr>
-        <w:t>• Work only in an authorized lab, VM or on equipment assigned by Beyond.</w:t>
+        <w:t>• Prepare only the authorized workstation, VM, account, dataset, or sandbox; capture the approved starting state.</w:t>
       </w:r>
     </w:p>
     <w:p>
@@ -1903,7 +1821,67 @@
           <w:b w:val="0"/>
           <w:sz w:val="20"/>
         </w:rPr>
-        <w:t>• Keep time entries truthful and ask the supervisor before changing production equipment.</w:t>
+        <w:t>• Create the folder Day_109_nlp_error_analysis_bias_and_multilingual_issues with evidence, src or notebooks, output, and report subfolders as relevant.</w:t>
+      </w:r>
+    </w:p>
+    <w:p>
+      <w:pPr>
+        <w:spacing w:after="120"/>
+      </w:pPr>
+      <w:r>
+        <w:rPr>
+          <w:b w:val="0"/>
+          <w:sz w:val="20"/>
+        </w:rPr>
+        <w:t>• Complete the practical objective: Inspect errors across language varieties without stereotyping users.</w:t>
+      </w:r>
+    </w:p>
+    <w:p>
+      <w:pPr>
+        <w:spacing w:after="120"/>
+      </w:pPr>
+      <w:r>
+        <w:rPr>
+          <w:b w:val="0"/>
+          <w:sz w:val="20"/>
+        </w:rPr>
+        <w:t>• Record tool versions, inputs, assumptions, commands or code, expected output, observed output, and any deviations.</w:t>
+      </w:r>
+    </w:p>
+    <w:p>
+      <w:pPr>
+        <w:spacing w:after="120"/>
+      </w:pPr>
+      <w:r>
+        <w:rPr>
+          <w:b w:val="0"/>
+          <w:sz w:val="20"/>
+        </w:rPr>
+        <w:t>• Verify the result independently by rerunning from a clean state, checking a second measurement/test, or obtaining recorded peer review.</w:t>
+      </w:r>
+    </w:p>
+    <w:p>
+      <w:pPr>
+        <w:spacing w:after="120"/>
+      </w:pPr>
+      <w:r>
+        <w:rPr>
+          <w:b w:val="0"/>
+          <w:sz w:val="20"/>
+        </w:rPr>
+        <w:t>• Perform the relevant privacy, bias, security, licensing, and human-oversight checks before accepting the result.</w:t>
+      </w:r>
+    </w:p>
+    <w:p>
+      <w:pPr>
+        <w:spacing w:after="120"/>
+      </w:pPr>
+      <w:r>
+        <w:rPr>
+          <w:b w:val="0"/>
+          <w:sz w:val="20"/>
+        </w:rPr>
+        <w:t>• Package the required evidence and write a concise professional technical report with an AI-assistance disclosure.</w:t>
       </w:r>
     </w:p>
     <w:p>
@@ -1929,7 +1907,7 @@
           <w:b w:val="0"/>
           <w:sz w:val="18"/>
         </w:rPr>
-        <w:t># day_109_lab.py — Orientation and setup: Computer Vision Basics</w:t>
+        <w:t># day_109_lab.py — Documentation and integration: NLP Error Analysis, Bias, and Multilingual Issues</w:t>
       </w:r>
     </w:p>
     <w:p>
@@ -1971,7 +1949,7 @@
           <w:b w:val="0"/>
           <w:sz w:val="18"/>
         </w:rPr>
-        <w:t>"""Day 109 practical starter for Computer Vision Basics.</w:t>
+        <w:t>"""Day 109 practical starter for NLP Error Analysis, Bias, and Multilingual Issues.</w:t>
       </w:r>
     </w:p>
     <w:p>
@@ -2153,7 +2131,7 @@
           <w:b w:val="0"/>
           <w:sz w:val="18"/>
         </w:rPr>
-        <w:t xml:space="preserve">    print("Program topic:", 'Computer Vision Basics')</w:t>
+        <w:t xml:space="preserve">    print("Program topic:", 'NLP Error Analysis, Bias, and Multilingual Issues')</w:t>
       </w:r>
     </w:p>
     <w:p>
@@ -2167,7 +2145,7 @@
           <w:b w:val="0"/>
           <w:sz w:val="18"/>
         </w:rPr>
-        <w:t xml:space="preserve">    print("Day mode:", 'Orientation and setup')</w:t>
+        <w:t xml:space="preserve">    print("Day mode:", 'Documentation and integration')</w:t>
       </w:r>
     </w:p>
     <w:p>
@@ -5772,7 +5750,7 @@
           <w:b w:val="0"/>
           <w:sz w:val="22"/>
         </w:rPr>
-        <w:t>Objective addressed for Computer Vision Basics</w:t>
+        <w:t>Objective addressed for NLP Error Analysis, Bias, and Multilingual Issues</w:t>
       </w:r>
     </w:p>
     <w:p>
@@ -5784,7 +5762,7 @@
           <w:b w:val="0"/>
           <w:sz w:val="22"/>
         </w:rPr>
-        <w:t>Orientation and setup practical completed</w:t>
+        <w:t>Documentation and integration practical completed</w:t>
       </w:r>
     </w:p>
     <w:p>
@@ -5876,7 +5854,7 @@
           <w:b w:val="0"/>
           <w:sz w:val="22"/>
         </w:rPr>
-        <w:t>Matches: A setup screenshot, a short explanation of the key terms, and a safety/ethics check.</w:t>
+        <w:t>Matches: Setup evidence, completed practical artifact, independent verification record, safety/ethics check, and short technical report.</w:t>
       </w:r>
     </w:p>
     <w:p>
@@ -5908,7 +5886,7 @@
           <w:b w:val="0"/>
           <w:sz w:val="22"/>
         </w:rPr>
-        <w:t>Explain Computer Vision Basics without reading.</w:t>
+        <w:t>Explain NLP Error Analysis, Bias, and Multilingual Issues without reading.</w:t>
       </w:r>
     </w:p>
     <w:p>
@@ -6000,7 +5978,7 @@
           <w:b w:val="0"/>
           <w:sz w:val="22"/>
         </w:rPr>
-        <w:t>Today is Day 109 (Orientation and setup) on Computer Vision Basics. I worked only in the authorized Beyond AI / data / software lab. I completed the practical objective, verified with a second check, and packaged evidence. Main risk: unauthorized or unsafe action; control: checklist + supervisor escalation. Limitation: classroom/lab scope only. Next: continue the topic cycle and keep documentation reproducible.</w:t>
+        <w:t>Today is Day 109 (Documentation and integration) on NLP Error Analysis, Bias, and Multilingual Issues. I worked only in the authorized Beyond AI / data / software lab. I completed the practical objective, verified with a second check, and packaged evidence. Main risk: unauthorized or unsafe action; control: checklist + supervisor escalation. Limitation: classroom/lab scope only. Next: continue the topic cycle and keep documentation reproducible.</w:t>
       </w:r>
     </w:p>
     <w:p>
